--- a/docs/submission/作品介绍文档.docx
+++ b/docs/submission/作品介绍文档.docx
@@ -2884,7 +2884,7 @@
         <w:keepNext/>
       </w:pPr>
       <w:r>
-        <w:t>以下截图均来自线上运行环境（20 篇真实论文，共 1043 页，非演示数据），可在 http://47.96.97.141:8000 复现。</w:t>
+        <w:t>以下截图均来自线上运行环境（20 篇真实论文，共 1116 页，非演示数据），可在 http://47.96.97.141:8000 复现。</w:t>
       </w:r>
     </w:p>
     <w:p>
